--- a/HD-01_需求规格说明书.docx
+++ b/HD-01_需求规格说明书.docx
@@ -6474,16 +6474,8 @@
             <w:pPr>
               <w:spacing w:after="40" w:before="40" w:line="283" w:lineRule="auto"/>
             </w:pPr>
-            <w:r/>
-            <w:r>
-              <w:rPr>
-                <w:rFonts w:ascii="微软雅黑" w:hAnsi="微软雅黑" w:eastAsia="微软雅黑"/>
-                <w:b w:val="0"/>
-                <w:sz w:val="16"/>
-              </w:rPr>
-              <w:t>分区与保留</w:t>
-              <w:br/>
-              <w:t>按天分区，业务数据在线保留八年，raw 层按合同期保留，audit 按合规要求保留。</w:t>
+            <w:r>
+              <w:t>分区与保留 按天分区。在线保留按 RFP 2.7.10.4.1 为一年（热层），一年以上的全部历史在线保留于 core 并走历史查询路径（温层），备份按离线五年与扩展离线八年执行（冷层）；raw 层按合同期保留，audit 按合规要求保留。详见 REQ-BAK-04。原「业务数据在线保留八年」为对 2.7.10.4 的口径误读，已更正。</w:t>
             </w:r>
           </w:p>
         </w:tc>
@@ -6514,14 +6506,8 @@
             <w:pPr>
               <w:spacing w:after="40" w:before="40" w:line="283" w:lineRule="auto"/>
             </w:pPr>
-            <w:r/>
-            <w:r>
-              <w:rPr>
-                <w:rFonts w:ascii="微软雅黑" w:hAnsi="微软雅黑" w:eastAsia="微软雅黑"/>
-                <w:b w:val="0"/>
-                <w:sz w:val="16"/>
-              </w:rPr>
-              <w:t>分区自动创建与归档；保留策略在库中实现且可核查。</w:t>
+            <w:r>
+              <w:t>分区自动创建与归档；三层保留策略在库与备份中分别实现且可核查。</w:t>
             </w:r>
           </w:p>
         </w:tc>
@@ -19703,14 +19689,8 @@
             <w:pPr>
               <w:spacing w:after="40" w:before="40" w:line="283" w:lineRule="auto"/>
             </w:pPr>
-            <w:r/>
-            <w:r>
-              <w:rPr>
-                <w:rFonts w:ascii="微软雅黑" w:hAnsi="微软雅黑" w:eastAsia="微软雅黑"/>
-                <w:b w:val="0"/>
-                <w:sz w:val="16"/>
-              </w:rPr>
-              <w:t>管理操作可在 M-01 至 M-10 中完成；全部操作留痕；无需绕过服务层直连库。</w:t>
+            <w:r>
+              <w:t>管理操作可在 M-01 至 M-11 中完成；全部操作留痕；无需绕过服务层直连库。</w:t>
             </w:r>
           </w:p>
         </w:tc>

--- a/HD-01_需求规格说明书.docx
+++ b/HD-01_需求规格说明书.docx
@@ -6475,7 +6475,7 @@
               <w:spacing w:after="40" w:before="40" w:line="283" w:lineRule="auto"/>
             </w:pPr>
             <w:r>
-              <w:t>分区与保留 按天分区。在线保留按 RFP 2.7.10.4.1 为一年（热层），一年以上的全部历史在线保留于 core 并走历史查询路径（温层），备份按离线五年与扩展离线八年执行（冷层）；raw 层按合同期保留，audit 按合规要求保留。详见 REQ-BAK-04。原「业务数据在线保留八年」为对 2.7.10.4 的口径误读，已更正。</w:t>
+              <w:t>分区与保留 按月分区（原「按天分区」非 RFP 要求——1.6.2.5 只要求采用分区、未规定粒度——系本方早期措辞，已按 DD-77 更正）。在线保留按 RFP 2.7.10.4.1 为一年（热层），一年以上的全部历史在线保留于 core 并走历史查询路径（温层），备份按离线五年与扩展离线八年执行（冷层）；raw 层按合同期保留，audit 按合规要求保留。详见 REQ-BAK-04。原「业务数据在线保留八年」为对 2.7.10.4 的口径误读，已更正。</w:t>
             </w:r>
           </w:p>
         </w:tc>
